--- a/Eriya_Reflection.docx
+++ b/Eriya_Reflection.docx
@@ -76,6 +76,79 @@
     </w:p>
     <w:p>
       <w:pPr>
+        <w:shd w:val="clear" w:color="auto" w:fill="F7F7F7"/>
+        <w:ind w:left="240" w:right="240"/>
+        <w:rPr>
+          <w:sz w:val="20"/>
+        </w:rPr>
+      </w:pPr>
+      <w:r>
+        <w:rPr>
+          <w:sz w:val="20"/>
+        </w:rPr>
+        <w:t>AI tool      : ChatGPT, chatgpt.com</w:t>
+      </w:r>
+    </w:p>
+    <w:p>
+      <w:pPr>
+        <w:shd w:val="clear" w:color="auto" w:fill="F7F7F7"/>
+        <w:ind w:left="240" w:right="240"/>
+        <w:rPr>
+          <w:sz w:val="20"/>
+        </w:rPr>
+      </w:pPr>
+      <w:r>
+        <w:rPr>
+          <w:sz w:val="20"/>
+        </w:rPr>
+        <w:t>Version used : GPT-4o</w:t>
+      </w:r>
+    </w:p>
+    <w:p>
+      <w:pPr>
+        <w:shd w:val="clear" w:color="auto" w:fill="F7F7F7"/>
+        <w:ind w:left="240" w:right="240"/>
+        <w:rPr>
+          <w:sz w:val="20"/>
+        </w:rPr>
+      </w:pPr>
+      <w:r>
+        <w:rPr>
+          <w:sz w:val="20"/>
+        </w:rPr>
+        <w:t>Dates used   : 29 September 2026</w:t>
+      </w:r>
+    </w:p>
+    <w:p>
+      <w:pPr>
+        <w:shd w:val="clear" w:color="auto" w:fill="F7F7F7"/>
+        <w:ind w:left="240" w:right="240"/>
+        <w:rPr>
+          <w:sz w:val="20"/>
+        </w:rPr>
+      </w:pPr>
+      <w:r>
+        <w:rPr>
+          <w:sz w:val="20"/>
+        </w:rPr>
+        <w:t>Data sent    : synthetic only. No real, personal or college data was sent to any AI tool.</w:t>
+      </w:r>
+    </w:p>
+    <w:p>
+      <w:pPr>
+        <w:ind w:left="0"/>
+      </w:pPr>
+    </w:p>
+    <w:p>
+      <w:pPr>
+        <w:ind w:left="0"/>
+        <w:rPr>
+          <w:color w:val="000000"/>
+        </w:rPr>
+      </w:pPr>
+    </w:p>
+    <w:p>
+      <w:pPr>
         <w:pStyle w:val="Heading1"/>
       </w:pPr>
       <w:r>
@@ -167,6 +240,7 @@
         <w:pStyle w:val="Heading1"/>
       </w:pPr>
       <w:r>
+        <w:lastRenderedPageBreak/>
         <w:t>3. The one error or limitation I identified</w:t>
       </w:r>
     </w:p>
@@ -203,7 +277,6 @@
         <w:rPr>
           <w:color w:val="000000"/>
         </w:rPr>
-        <w:lastRenderedPageBreak/>
         <w:t>It happened because the model optimised for the example in my prompt rather than for the range of inputs a real function meets. It had no example of missing data in front of it, so it did not consider the case. The same oversight produced two different behaviours: on a vector containing NA the answer was silently wrong, and on a vector that was entirely NA the function crashed with 'missing value where TRUE/FALSE needed'.</w:t>
       </w:r>
     </w:p>
@@ -669,7 +742,7 @@
     <w:link w:val="Heading1Char"/>
     <w:uiPriority w:val="9"/>
     <w:qFormat/>
-    <w:rsid w:val="000A3528"/>
+    <w:rsid w:val="00760FA8"/>
     <w:pPr>
       <w:keepNext/>
       <w:keepLines/>
@@ -692,7 +765,7 @@
     <w:semiHidden/>
     <w:unhideWhenUsed/>
     <w:qFormat/>
-    <w:rsid w:val="000A3528"/>
+    <w:rsid w:val="00760FA8"/>
     <w:pPr>
       <w:keepNext/>
       <w:keepLines/>
@@ -715,7 +788,7 @@
     <w:semiHidden/>
     <w:unhideWhenUsed/>
     <w:qFormat/>
-    <w:rsid w:val="000A3528"/>
+    <w:rsid w:val="00760FA8"/>
     <w:pPr>
       <w:keepNext/>
       <w:keepLines/>
@@ -738,7 +811,7 @@
     <w:semiHidden/>
     <w:unhideWhenUsed/>
     <w:qFormat/>
-    <w:rsid w:val="000A3528"/>
+    <w:rsid w:val="00760FA8"/>
     <w:pPr>
       <w:keepNext/>
       <w:keepLines/>
@@ -761,7 +834,7 @@
     <w:semiHidden/>
     <w:unhideWhenUsed/>
     <w:qFormat/>
-    <w:rsid w:val="000A3528"/>
+    <w:rsid w:val="00760FA8"/>
     <w:pPr>
       <w:keepNext/>
       <w:keepLines/>
@@ -782,7 +855,7 @@
     <w:semiHidden/>
     <w:unhideWhenUsed/>
     <w:qFormat/>
-    <w:rsid w:val="000A3528"/>
+    <w:rsid w:val="00760FA8"/>
     <w:pPr>
       <w:keepNext/>
       <w:keepLines/>
@@ -805,7 +878,7 @@
     <w:semiHidden/>
     <w:unhideWhenUsed/>
     <w:qFormat/>
-    <w:rsid w:val="000A3528"/>
+    <w:rsid w:val="00760FA8"/>
     <w:pPr>
       <w:keepNext/>
       <w:keepLines/>
@@ -826,7 +899,7 @@
     <w:semiHidden/>
     <w:unhideWhenUsed/>
     <w:qFormat/>
-    <w:rsid w:val="000A3528"/>
+    <w:rsid w:val="00760FA8"/>
     <w:pPr>
       <w:keepNext/>
       <w:keepLines/>
@@ -848,7 +921,7 @@
     <w:semiHidden/>
     <w:unhideWhenUsed/>
     <w:qFormat/>
-    <w:rsid w:val="000A3528"/>
+    <w:rsid w:val="00760FA8"/>
     <w:pPr>
       <w:keepNext/>
       <w:keepLines/>
@@ -912,7 +985,7 @@
     <w:basedOn w:val="DefaultParagraphFont"/>
     <w:link w:val="Heading1"/>
     <w:uiPriority w:val="9"/>
-    <w:rsid w:val="000A3528"/>
+    <w:rsid w:val="00760FA8"/>
     <w:rPr>
       <w:rFonts w:asciiTheme="majorHAnsi" w:eastAsiaTheme="majorEastAsia" w:hAnsiTheme="majorHAnsi" w:cstheme="majorBidi"/>
       <w:color w:val="2F5496" w:themeColor="accent1" w:themeShade="BF"/>
@@ -926,7 +999,7 @@
     <w:link w:val="Heading2"/>
     <w:uiPriority w:val="9"/>
     <w:semiHidden/>
-    <w:rsid w:val="000A3528"/>
+    <w:rsid w:val="00760FA8"/>
     <w:rPr>
       <w:rFonts w:asciiTheme="majorHAnsi" w:eastAsiaTheme="majorEastAsia" w:hAnsiTheme="majorHAnsi" w:cstheme="majorBidi"/>
       <w:color w:val="2F5496" w:themeColor="accent1" w:themeShade="BF"/>
@@ -940,7 +1013,7 @@
     <w:link w:val="Heading3"/>
     <w:uiPriority w:val="9"/>
     <w:semiHidden/>
-    <w:rsid w:val="000A3528"/>
+    <w:rsid w:val="00760FA8"/>
     <w:rPr>
       <w:rFonts w:eastAsiaTheme="majorEastAsia" w:cstheme="majorBidi"/>
       <w:color w:val="2F5496" w:themeColor="accent1" w:themeShade="BF"/>
@@ -954,7 +1027,7 @@
     <w:link w:val="Heading4"/>
     <w:uiPriority w:val="9"/>
     <w:semiHidden/>
-    <w:rsid w:val="000A3528"/>
+    <w:rsid w:val="00760FA8"/>
     <w:rPr>
       <w:rFonts w:eastAsiaTheme="majorEastAsia" w:cstheme="majorBidi"/>
       <w:i/>
@@ -968,7 +1041,7 @@
     <w:link w:val="Heading5"/>
     <w:uiPriority w:val="9"/>
     <w:semiHidden/>
-    <w:rsid w:val="000A3528"/>
+    <w:rsid w:val="00760FA8"/>
     <w:rPr>
       <w:rFonts w:eastAsiaTheme="majorEastAsia" w:cstheme="majorBidi"/>
       <w:color w:val="2F5496" w:themeColor="accent1" w:themeShade="BF"/>
@@ -980,7 +1053,7 @@
     <w:link w:val="Heading6"/>
     <w:uiPriority w:val="9"/>
     <w:semiHidden/>
-    <w:rsid w:val="000A3528"/>
+    <w:rsid w:val="00760FA8"/>
     <w:rPr>
       <w:rFonts w:eastAsiaTheme="majorEastAsia" w:cstheme="majorBidi"/>
       <w:i/>
@@ -994,7 +1067,7 @@
     <w:link w:val="Heading7"/>
     <w:uiPriority w:val="9"/>
     <w:semiHidden/>
-    <w:rsid w:val="000A3528"/>
+    <w:rsid w:val="00760FA8"/>
     <w:rPr>
       <w:rFonts w:eastAsiaTheme="majorEastAsia" w:cstheme="majorBidi"/>
       <w:color w:val="595959" w:themeColor="text1" w:themeTint="A6"/>
@@ -1006,7 +1079,7 @@
     <w:link w:val="Heading8"/>
     <w:uiPriority w:val="9"/>
     <w:semiHidden/>
-    <w:rsid w:val="000A3528"/>
+    <w:rsid w:val="00760FA8"/>
     <w:rPr>
       <w:rFonts w:eastAsiaTheme="majorEastAsia" w:cstheme="majorBidi"/>
       <w:i/>
@@ -1020,7 +1093,7 @@
     <w:link w:val="Heading9"/>
     <w:uiPriority w:val="9"/>
     <w:semiHidden/>
-    <w:rsid w:val="000A3528"/>
+    <w:rsid w:val="00760FA8"/>
     <w:rPr>
       <w:rFonts w:eastAsiaTheme="majorEastAsia" w:cstheme="majorBidi"/>
       <w:color w:val="272727" w:themeColor="text1" w:themeTint="D8"/>
@@ -1033,7 +1106,7 @@
     <w:link w:val="TitleChar"/>
     <w:uiPriority w:val="10"/>
     <w:qFormat/>
-    <w:rsid w:val="000A3528"/>
+    <w:rsid w:val="00760FA8"/>
     <w:pPr>
       <w:spacing w:after="80"/>
       <w:contextualSpacing/>
@@ -1051,7 +1124,7 @@
     <w:basedOn w:val="DefaultParagraphFont"/>
     <w:link w:val="Title"/>
     <w:uiPriority w:val="10"/>
-    <w:rsid w:val="000A3528"/>
+    <w:rsid w:val="00760FA8"/>
     <w:rPr>
       <w:rFonts w:asciiTheme="majorHAnsi" w:eastAsiaTheme="majorEastAsia" w:hAnsiTheme="majorHAnsi" w:cstheme="majorBidi"/>
       <w:spacing w:val="-10"/>
@@ -1067,7 +1140,7 @@
     <w:link w:val="SubtitleChar"/>
     <w:uiPriority w:val="11"/>
     <w:qFormat/>
-    <w:rsid w:val="000A3528"/>
+    <w:rsid w:val="00760FA8"/>
     <w:pPr>
       <w:numPr>
         <w:ilvl w:val="1"/>
@@ -1088,7 +1161,7 @@
     <w:basedOn w:val="DefaultParagraphFont"/>
     <w:link w:val="Subtitle"/>
     <w:uiPriority w:val="11"/>
-    <w:rsid w:val="000A3528"/>
+    <w:rsid w:val="00760FA8"/>
     <w:rPr>
       <w:rFonts w:eastAsiaTheme="majorEastAsia" w:cstheme="majorBidi"/>
       <w:color w:val="595959" w:themeColor="text1" w:themeTint="A6"/>
@@ -1104,7 +1177,7 @@
     <w:link w:val="QuoteChar"/>
     <w:uiPriority w:val="29"/>
     <w:qFormat/>
-    <w:rsid w:val="000A3528"/>
+    <w:rsid w:val="00760FA8"/>
     <w:pPr>
       <w:spacing w:before="160" w:after="160"/>
       <w:jc w:val="center"/>
@@ -1120,7 +1193,7 @@
     <w:basedOn w:val="DefaultParagraphFont"/>
     <w:link w:val="Quote"/>
     <w:uiPriority w:val="29"/>
-    <w:rsid w:val="000A3528"/>
+    <w:rsid w:val="00760FA8"/>
     <w:rPr>
       <w:i/>
       <w:iCs/>
@@ -1132,7 +1205,7 @@
     <w:basedOn w:val="Normal"/>
     <w:uiPriority w:val="34"/>
     <w:qFormat/>
-    <w:rsid w:val="000A3528"/>
+    <w:rsid w:val="00760FA8"/>
     <w:pPr>
       <w:ind w:left="720"/>
       <w:contextualSpacing/>
@@ -1143,7 +1216,7 @@
     <w:basedOn w:val="DefaultParagraphFont"/>
     <w:uiPriority w:val="21"/>
     <w:qFormat/>
-    <w:rsid w:val="000A3528"/>
+    <w:rsid w:val="00760FA8"/>
     <w:rPr>
       <w:i/>
       <w:iCs/>
@@ -1157,7 +1230,7 @@
     <w:link w:val="IntenseQuoteChar"/>
     <w:uiPriority w:val="30"/>
     <w:qFormat/>
-    <w:rsid w:val="000A3528"/>
+    <w:rsid w:val="00760FA8"/>
     <w:pPr>
       <w:pBdr>
         <w:top w:val="single" w:sz="4" w:space="10" w:color="2F5496" w:themeColor="accent1" w:themeShade="BF"/>
@@ -1178,7 +1251,7 @@
     <w:basedOn w:val="DefaultParagraphFont"/>
     <w:link w:val="IntenseQuote"/>
     <w:uiPriority w:val="30"/>
-    <w:rsid w:val="000A3528"/>
+    <w:rsid w:val="00760FA8"/>
     <w:rPr>
       <w:i/>
       <w:iCs/>
@@ -1190,7 +1263,7 @@
     <w:basedOn w:val="DefaultParagraphFont"/>
     <w:uiPriority w:val="32"/>
     <w:qFormat/>
-    <w:rsid w:val="000A3528"/>
+    <w:rsid w:val="00760FA8"/>
     <w:rPr>
       <w:b/>
       <w:bCs/>
